--- a/docs/journal_club.docx
+++ b/docs/journal_club.docx
@@ -7,16 +7,13 @@
         <w:pStyle w:val="Title"/>
       </w:pPr>
       <w:r>
-        <w:t xml:space="preserve">journal_club</w:t>
+        <w:t xml:space="preserve">Journal Club</w:t>
       </w:r>
     </w:p>
     <w:p>
       <w:pPr>
         <w:pStyle w:val="Author"/>
       </w:pPr>
-      <w:r>
-        <w:t xml:space="preserve">J. Sahuquillo</w:t>
-      </w:r>
     </w:p>
     <w:sdt>
       <w:sdtPr>

--- a/docs/journal_club.docx
+++ b/docs/journal_club.docx
@@ -71,7 +71,7 @@
         <w:t xml:space="preserve"> </w:t>
       </w:r>
       <w:r>
-        <w:t xml:space="preserve">es transformar la lectura pasiva de la literatura científica en un ejercicio dinámico de</w:t>
+        <w:t xml:space="preserve">es transformar la lectura pasiva de la literatura científica en un ejercicio activo de</w:t>
       </w:r>
       <w:r>
         <w:t xml:space="preserve"> </w:t>
@@ -81,10 +81,10 @@
           <w:b/>
           <w:bCs/>
         </w:rPr>
-        <w:t xml:space="preserve">análisis crítico, debate metodológico y transferencia clínica</w:t>
-      </w:r>
-      <w:r>
-        <w:t xml:space="preserve">. En la práctica neuroquirúrgica actual, la medicina basada en la evidencia exige no solo conocer los resultados de las publicaciones, sino evaluar críticamente el diseño de los estudios, identificar posibles sesgos de selección y contrastar los nuevos paradigmas con las guías de práctica clínica establecidas.</w:t>
+        <w:t xml:space="preserve">análisis crítico, debate metodológico y transferencia al ámbito clínico</w:t>
+      </w:r>
+      <w:r>
+        <w:t xml:space="preserve">. En el contexto actual, la medicina basada en la evidencia no se limita al conocimiento de los resultados publicados, sino que exige una evaluación rigurosa de los diseños de estudio, la identificación de posibles sesgos —incluidos los de selección— y la integración crítica de nuevos hallazgos con las guías de práctica clínica vigentes.</w:t>
       </w:r>
     </w:p>
     <w:p>
@@ -92,7 +92,7 @@
         <w:pStyle w:val="BodyText"/>
       </w:pPr>
       <w:r>
-        <w:t xml:space="preserve">A través de este espacio, buscamos desafiar dogmas tradicionales, analizar la solidez de la evidencia y determinar el impacto real de los trabajos seleccionados en la toma de decisiones clinicas.</w:t>
+        <w:t xml:space="preserve">Este espacio pretende, además, cuestionar paradigmas establecidos, explorar la solidez y consistencia de la evidencia disponible y valorar el verdadero impacto de los estudios seleccionados en la toma de decisiones clínicas, promoviendo así una práctica más reflexiva, fundamentada y orientada al paciente.</w:t>
       </w:r>
     </w:p>
     <w:p>
@@ -150,7 +150,7 @@
         <w:pStyle w:val="FirstParagraph"/>
       </w:pPr>
       <w:r>
-        <w:t xml:space="preserve">Antes de desglosar el artículo, realizarás un cuestionario breve de autoevaluación. El objetivo de este test no es calificar el expediente, sino activar tus conceptos de partida sobre la materia y despertar las preguntas clínicas esenciales que el trabajo selecionadointenta responder.</w:t>
+        <w:t xml:space="preserve">Antes de desglosar el artículo, se realizará un breve cuestionario de autoevaluación. El objetivo de este ejercicio no es calificar el rendimiento, sino activar los conocimientos previos y estimular la reflexión inicial sobre la temática. Asimismo, pretende suscitar las preguntas clínicas clave que el trabajo seleccionado busca responder, facilitando una lectura más crítica, orientada y provechosa.</w:t>
       </w:r>
     </w:p>
     <w:bookmarkEnd w:id="10"/>
@@ -168,7 +168,7 @@
         <w:pStyle w:val="FirstParagraph"/>
       </w:pPr>
       <w:r>
-        <w:t xml:space="preserve">A través de un debate en formato audio de alta calidad, analizaremos de manera ágiles y fluida los ejes vertebrales del artículo. Esta síntesis en formato podcast te permitirá repasar los argumentos metodológicos fundamentales del trabajo.</w:t>
+        <w:t xml:space="preserve">A través de un debate en formato audio, generado y editado mediante IA, analizaremos de forma ágil y estructurada los ejes vertebrales del artículo. Esta síntesis en formato podcast te permitirá revisar los fundamentos metodológicos clave y comprender con claridad los principales argumentos del trabajo, facilitando una asimilación crítica y eficiente de su contenido.</w:t>
       </w:r>
     </w:p>
     <w:bookmarkEnd w:id="11"/>
@@ -186,7 +186,7 @@
         <w:pStyle w:val="FirstParagraph"/>
       </w:pPr>
       <w:r>
-        <w:t xml:space="preserve">La teoría se contrasta con la práctica real. En este bloque audiovisual, un experto analizará las limitaciones metodológicas del estudio, los sesgos de la muestra analizada y razonará cómo influyen (o por qué no deben influir) estos hallazgos en los criterios clínicos y/oquirúrgicos.</w:t>
+        <w:t xml:space="preserve">La teoría se contrasta con la práctica real. En este bloque audiovisual, un experto analizará las limitaciones metodológicas del estudio, los sesgos de la muestra analizada y razonará cómo influyen (o por qué no deben influir) estos hallazgos en los criterios clínicos y/o quirúrgicos.</w:t>
       </w:r>
     </w:p>
     <w:bookmarkEnd w:id="12"/>
@@ -204,7 +204,7 @@
         <w:pStyle w:val="FirstParagraph"/>
       </w:pPr>
       <w:r>
-        <w:t xml:space="preserve">El conocimiento se consolida discutiendo. Esta sección concluye en el foro de SmartCampus, donde podrás plantear tus conclusiones, responderás a las dudas generadas por la lectura y debatirá los resultados con el resto del grupo de participantes en el curso.</w:t>
+        <w:t xml:space="preserve">El conocimiento se consolida, sin excepción, a través del debate. Esta sección culmina en el foro de SmartCampus, un espacio donde podrás exponer tus conclusiones, dar respuesta a las preguntas surgidas durante la lectura y contrastar los resultados con el resto de participantes del curso. Será una oportunidad para confrontar perspectivas, afinar tu razonamiento crítico y enriquecer tu aprendizaje a través del intercambio colectivo.</w:t>
       </w:r>
     </w:p>
     <w:bookmarkEnd w:id="13"/>
